--- a/Acordes domingo/Jorge/Abre mis ojos Oh Cristo (E) - Vertical.docx
+++ b/Acordes domingo/Jorge/Abre mis ojos Oh Cristo (E) - Vertical.docx
@@ -72,7 +72,29 @@
           <w:sz w:val="13"/>
           <w:szCs w:val="13"/>
         </w:rPr>
-        <w:t>[Intro]</w:t>
+        <w:t xml:space="preserve">[Intro </w:t>
+      </w:r>
+      <w:r>
+        <w:rPr>
+          <w:rFonts w:eastAsia="Courier 10 Pitch" w:cs="Consolas"/>
+          <w:b/>
+          <w:bCs w:val="false"/>
+          <w:color w:val="00A0FC"/>
+          <w:sz w:val="13"/>
+          <w:szCs w:val="13"/>
+        </w:rPr>
+        <w:t>x2</w:t>
+      </w:r>
+      <w:r>
+        <w:rPr>
+          <w:rFonts w:eastAsia="Courier 10 Pitch" w:cs="Consolas"/>
+          <w:b/>
+          <w:bCs w:val="false"/>
+          <w:color w:val="00A0FC"/>
+          <w:sz w:val="13"/>
+          <w:szCs w:val="13"/>
+        </w:rPr>
+        <w:t>]</w:t>
       </w:r>
     </w:p>
     <w:p>
@@ -93,6 +115,30 @@
         <w:rPr/>
         <w:t>E</w:t>
       </w:r>
+      <w:r>
+        <w:rPr>
+          <w:rFonts w:eastAsia="Courier 10 Pitch" w:cs="Consolas"/>
+          <w:b w:val="false"/>
+          <w:bCs w:val="false"/>
+          <w:color w:val="auto"/>
+          <w:sz w:val="13"/>
+          <w:szCs w:val="13"/>
+          <w:lang w:val="es-ES"/>
+        </w:rPr>
+        <w:t xml:space="preserve"> </w:t>
+      </w:r>
+      <w:r>
+        <w:rPr>
+          <w:rFonts w:eastAsia="Courier 10 Pitch" w:cs="Consolas"/>
+          <w:b w:val="false"/>
+          <w:bCs w:val="false"/>
+          <w:color w:val="auto"/>
+          <w:sz w:val="13"/>
+          <w:szCs w:val="13"/>
+          <w:lang w:val="es-ES"/>
+        </w:rPr>
+        <w:t>B A E</w:t>
+      </w:r>
     </w:p>
     <w:p>
       <w:pPr>
@@ -132,7 +178,7 @@
           <w:sz w:val="13"/>
           <w:szCs w:val="13"/>
         </w:rPr>
-        <w:t>x3</w:t>
+        <w:t>x2</w:t>
       </w:r>
       <w:r>
         <w:rPr>
